--- a/resources/A13_Post_audit_reporting_protoco_issue_1.docx
+++ b/resources/A13_Post_audit_reporting_protoco_issue_1.docx
@@ -1,29 +1,32 @@
 
 <file path=word/document.xml><?xml version="1.0" encoding="utf-8"?>
-<w:document xmlns:wpc="http://schemas.microsoft.com/office/word/2010/wordprocessingCanvas" xmlns:cx="http://schemas.microsoft.com/office/drawing/2014/chartex" xmlns:cx1="http://schemas.microsoft.com/office/drawing/2015/9/8/chartex" xmlns:cx2="http://schemas.microsoft.com/office/drawing/2015/10/21/chartex" xmlns:cx3="http://schemas.microsoft.com/office/drawing/2016/5/9/chartex" xmlns:cx4="http://schemas.microsoft.com/office/drawing/2016/5/10/chartex" xmlns:cx5="http://schemas.microsoft.com/office/drawing/2016/5/11/chartex" xmlns:cx6="http://schemas.microsoft.com/office/drawing/2016/5/12/chartex" xmlns:cx7="http://schemas.microsoft.com/office/drawing/2016/5/13/chartex" xmlns:cx8="http://schemas.microsoft.com/office/drawing/2016/5/14/chartex" xmlns:mc="http://schemas.openxmlformats.org/markup-compatibility/2006" xmlns:aink="http://schemas.microsoft.com/office/drawing/2016/ink" xmlns:am3d="http://schemas.microsoft.com/office/drawing/2017/model3d" xmlns:o="urn:schemas-microsoft-com:office:office" xmlns:oel="http://schemas.microsoft.com/office/2019/extlst" xmlns:r="http://schemas.openxmlformats.org/officeDocument/2006/relationships" xmlns:m="http://schemas.openxmlformats.org/officeDocument/2006/math" xmlns:v="urn:schemas-microsoft-com:vml" xmlns:wp14="http://schemas.microsoft.com/office/word/2010/wordprocessingDrawing" xmlns:wp="http://schemas.openxmlformats.org/drawingml/2006/wordprocessingDrawing" xmlns:w10="urn:schemas-microsoft-com:office:word" xmlns:w="http://schemas.openxmlformats.org/wordprocessingml/2006/main" xmlns:w14="http://schemas.microsoft.com/office/word/2010/wordml" xmlns:w15="http://schemas.microsoft.com/office/word/2012/wordml" xmlns:w16cex="http://schemas.microsoft.com/office/word/2018/wordml/cex" xmlns:w16cid="http://schemas.microsoft.com/office/word/2016/wordml/cid" xmlns:w16="http://schemas.microsoft.com/office/word/2018/wordml" xmlns:w16du="http://schemas.microsoft.com/office/word/2023/wordml/word16du" xmlns:w16sdtdh="http://schemas.microsoft.com/office/word/2020/wordml/sdtdatahash" xmlns:w16sdtfl="http://schemas.microsoft.com/office/word/2024/wordml/sdtformatlock" xmlns:w16se="http://schemas.microsoft.com/office/word/2015/wordml/symex" xmlns:wpg="http://schemas.microsoft.com/office/word/2010/wordprocessingGroup" xmlns:wpi="http://schemas.microsoft.com/office/word/2010/wordprocessingInk" xmlns:wne="http://schemas.microsoft.com/office/word/2006/wordml" xmlns:wps="http://schemas.microsoft.com/office/word/2010/wordprocessingShape" xmlns:a="http://schemas.openxmlformats.org/drawingml/2006/main" xmlns:pic="http://schemas.openxmlformats.org/drawingml/2006/picture" xmlns:a14="http://schemas.microsoft.com/office/drawing/2010/main" mc:Ignorable="w14 w15 w16se w16cid w16 w16cex w16sdtdh w16sdtfl w16du wp14">
+<w:document xmlns:wpc="http://schemas.microsoft.com/office/word/2010/wordprocessingCanvas" xmlns:cx="http://schemas.microsoft.com/office/drawing/2014/chartex" xmlns:cx1="http://schemas.microsoft.com/office/drawing/2015/9/8/chartex" xmlns:cx2="http://schemas.microsoft.com/office/drawing/2015/10/21/chartex" xmlns:cx3="http://schemas.microsoft.com/office/drawing/2016/5/9/chartex" xmlns:cx4="http://schemas.microsoft.com/office/drawing/2016/5/10/chartex" xmlns:cx5="http://schemas.microsoft.com/office/drawing/2016/5/11/chartex" xmlns:cx6="http://schemas.microsoft.com/office/drawing/2016/5/12/chartex" xmlns:cx7="http://schemas.microsoft.com/office/drawing/2016/5/13/chartex" xmlns:cx8="http://schemas.microsoft.com/office/drawing/2016/5/14/chartex" xmlns:mc="http://schemas.openxmlformats.org/markup-compatibility/2006" xmlns:aink="http://schemas.microsoft.com/office/drawing/2016/ink" xmlns:am3d="http://schemas.microsoft.com/office/drawing/2017/model3d" xmlns:o="urn:schemas-microsoft-com:office:office" xmlns:oel="http://schemas.microsoft.com/office/2019/extlst" xmlns:r="http://schemas.openxmlformats.org/officeDocument/2006/relationships" xmlns:m="http://schemas.openxmlformats.org/officeDocument/2006/math" xmlns:v="urn:schemas-microsoft-com:vml" xmlns:wp14="http://schemas.microsoft.com/office/word/2010/wordprocessingDrawing" xmlns:wp="http://schemas.openxmlformats.org/drawingml/2006/wordprocessingDrawing" xmlns:w10="urn:schemas-microsoft-com:office:word" xmlns:w="http://schemas.openxmlformats.org/wordprocessingml/2006/main" xmlns:w14="http://schemas.microsoft.com/office/word/2010/wordml" xmlns:w15="http://schemas.microsoft.com/office/word/2012/wordml" xmlns:w16cex="http://schemas.microsoft.com/office/word/2018/wordml/cex" xmlns:w16cid="http://schemas.microsoft.com/office/word/2016/wordml/cid" xmlns:w16="http://schemas.microsoft.com/office/word/2018/wordml" xmlns:w16du="http://schemas.microsoft.com/office/word/2023/wordml/word16du" xmlns:w16sdtdh="http://schemas.microsoft.com/office/word/2020/wordml/sdtdatahash" xmlns:w16sdtfl="http://schemas.microsoft.com/office/word/2024/wordml/sdtformatlock" xmlns:w16se="http://schemas.microsoft.com/office/word/2015/wordml/symex" xmlns:wpg="http://schemas.microsoft.com/office/word/2010/wordprocessingGroup" xmlns:wpi="http://schemas.microsoft.com/office/word/2010/wordprocessingInk" xmlns:wne="http://schemas.microsoft.com/office/word/2006/wordml" xmlns:wps="http://schemas.microsoft.com/office/word/2010/wordprocessingShape" mc:Ignorable="w14 w15 w16se w16cid w16 w16cex w16sdtdh w16sdtfl w16du wp14">
   <w:body>
     <w:p>
       <w:pPr>
         <w:ind w:left="2880"/>
       </w:pPr>
       <w:r>
+        <w:rPr>
+          <w:noProof/>
+        </w:rPr>
         <w:drawing>
-          <wp:inline wp14:editId="5BA127B4" wp14:anchorId="013D2145">
+          <wp:inline distT="0" distB="0" distL="0" distR="0" wp14:anchorId="013D2145" wp14:editId="5BA127B4">
             <wp:extent cx="1452081" cy="968859"/>
             <wp:effectExtent l="0" t="0" r="0" b="0"/>
             <wp:docPr id="1401660837" name="drawing"/>
             <wp:cNvGraphicFramePr>
-              <a:graphicFrameLocks noChangeAspect="1"/>
+              <a:graphicFrameLocks xmlns:a="http://schemas.openxmlformats.org/drawingml/2006/main" noChangeAspect="1"/>
             </wp:cNvGraphicFramePr>
-            <a:graphic>
-              <a:graphicData xmlns:a="http://schemas.openxmlformats.org/drawingml/2006/main" uri="http://schemas.openxmlformats.org/drawingml/2006/picture">
+            <a:graphic xmlns:a="http://schemas.openxmlformats.org/drawingml/2006/main">
+              <a:graphicData uri="http://schemas.openxmlformats.org/drawingml/2006/picture">
                 <pic:pic xmlns:pic="http://schemas.openxmlformats.org/drawingml/2006/picture">
                   <pic:nvPicPr>
                     <pic:cNvPr id="1401660837" name="Picture 1401660837"/>
                     <pic:cNvPicPr/>
                   </pic:nvPicPr>
                   <pic:blipFill>
-                    <a:blip xmlns:r="http://schemas.openxmlformats.org/officeDocument/2006/relationships" r:embed="rId7">
+                    <a:blip r:embed="rId7">
                       <a:extLst>
                         <a:ext uri="{28A0092B-C50C-407E-A947-70E740481C1C}">
                           <a14:useLocalDpi xmlns:a14="http://schemas.microsoft.com/office/drawing/2010/main"/>
@@ -53,20 +56,18 @@
     <w:p>
       <w:pPr>
         <w:rPr>
-          <w:rFonts w:ascii="Calibri" w:hAnsi="Calibri" w:eastAsia="Calibri" w:cs="Calibri"/>
-          <w:b w:val="0"/>
-          <w:bCs w:val="0"/>
-          <w:color w:val="000000" w:themeColor="text1" w:themeTint="FF" w:themeShade="FF"/>
+          <w:rFonts w:ascii="Calibri" w:eastAsia="Calibri" w:hAnsi="Calibri" w:cs="Calibri"/>
+          <w:color w:val="000000" w:themeColor="text1"/>
           <w:sz w:val="16"/>
           <w:szCs w:val="16"/>
         </w:rPr>
       </w:pPr>
       <w:r>
         <w:rPr>
-          <w:rFonts w:ascii="Calibri" w:hAnsi="Calibri" w:eastAsia="Calibri" w:cs="Calibri"/>
-          <w:b w:val="1"/>
-          <w:bCs w:val="1"/>
-          <w:color w:val="000000" w:themeColor="text1" w:themeTint="FF" w:themeShade="FF"/>
+          <w:rFonts w:ascii="Calibri" w:eastAsia="Calibri" w:hAnsi="Calibri" w:cs="Calibri"/>
+          <w:b/>
+          <w:bCs/>
+          <w:color w:val="000000" w:themeColor="text1"/>
           <w:sz w:val="16"/>
           <w:szCs w:val="16"/>
         </w:rPr>
@@ -74,107 +75,127 @@
       </w:r>
       <w:r>
         <w:rPr>
-          <w:rFonts w:ascii="Calibri" w:hAnsi="Calibri" w:eastAsia="Calibri" w:cs="Calibri"/>
-          <w:b w:val="0"/>
-          <w:bCs w:val="0"/>
-          <w:color w:val="000000" w:themeColor="text1" w:themeTint="FF" w:themeShade="FF"/>
+          <w:rFonts w:ascii="Calibri" w:eastAsia="Calibri" w:hAnsi="Calibri" w:cs="Calibri"/>
+          <w:color w:val="000000" w:themeColor="text1"/>
           <w:sz w:val="16"/>
           <w:szCs w:val="16"/>
         </w:rPr>
         <w:t xml:space="preserve">This resource was created as part of the </w:t>
       </w:r>
-      <w:r>
-        <w:rPr>
-          <w:rFonts w:ascii="Calibri" w:hAnsi="Calibri" w:eastAsia="Calibri" w:cs="Calibri"/>
-          <w:b w:val="0"/>
-          <w:bCs w:val="0"/>
-          <w:color w:val="000000" w:themeColor="text1" w:themeTint="FF" w:themeShade="FF"/>
+      <w:proofErr w:type="spellStart"/>
+      <w:r>
+        <w:rPr>
+          <w:rFonts w:ascii="Calibri" w:eastAsia="Calibri" w:hAnsi="Calibri" w:cs="Calibri"/>
+          <w:color w:val="000000" w:themeColor="text1"/>
           <w:sz w:val="16"/>
           <w:szCs w:val="16"/>
         </w:rPr>
         <w:t>Optiheat</w:t>
       </w:r>
-      <w:r>
-        <w:rPr>
-          <w:rFonts w:ascii="Calibri" w:hAnsi="Calibri" w:eastAsia="Calibri" w:cs="Calibri"/>
-          <w:b w:val="0"/>
-          <w:bCs w:val="0"/>
-          <w:color w:val="000000" w:themeColor="text1" w:themeTint="FF" w:themeShade="FF"/>
+      <w:proofErr w:type="spellEnd"/>
+      <w:r>
+        <w:rPr>
+          <w:rFonts w:ascii="Calibri" w:eastAsia="Calibri" w:hAnsi="Calibri" w:cs="Calibri"/>
+          <w:color w:val="000000" w:themeColor="text1"/>
           <w:sz w:val="16"/>
           <w:szCs w:val="16"/>
         </w:rPr>
-        <w:t xml:space="preserve"> project but no liability for its use is assumed by any of the Optiheat partners. </w:t>
+        <w:t xml:space="preserve"> project but no liability for its use is assumed by any of the </w:t>
+      </w:r>
+      <w:proofErr w:type="spellStart"/>
+      <w:r>
+        <w:rPr>
+          <w:rFonts w:ascii="Calibri" w:eastAsia="Calibri" w:hAnsi="Calibri" w:cs="Calibri"/>
+          <w:color w:val="000000" w:themeColor="text1"/>
+          <w:sz w:val="16"/>
+          <w:szCs w:val="16"/>
+        </w:rPr>
+        <w:t>Optiheat</w:t>
+      </w:r>
+      <w:proofErr w:type="spellEnd"/>
+      <w:r>
+        <w:rPr>
+          <w:rFonts w:ascii="Calibri" w:eastAsia="Calibri" w:hAnsi="Calibri" w:cs="Calibri"/>
+          <w:color w:val="000000" w:themeColor="text1"/>
+          <w:sz w:val="16"/>
+          <w:szCs w:val="16"/>
+        </w:rPr>
+        <w:t xml:space="preserve"> partners. </w:t>
       </w:r>
     </w:p>
     <w:p>
       <w:pPr>
         <w:rPr>
-          <w:rFonts w:ascii="Calibri" w:hAnsi="Calibri" w:eastAsia="Calibri" w:cs="Calibri"/>
+          <w:rFonts w:ascii="Calibri" w:eastAsia="Calibri" w:hAnsi="Calibri" w:cs="Calibri"/>
           <w:color w:val="000000" w:themeColor="text1"/>
         </w:rPr>
       </w:pPr>
       <w:r>
         <w:rPr>
-          <w:rFonts w:ascii="Calibri" w:hAnsi="Calibri" w:eastAsia="Calibri" w:cs="Calibri"/>
-          <w:b w:val="1"/>
-          <w:bCs w:val="1"/>
-          <w:color w:val="000000" w:themeColor="text1" w:themeTint="FF" w:themeShade="FF"/>
+          <w:rFonts w:ascii="Calibri" w:eastAsia="Calibri" w:hAnsi="Calibri" w:cs="Calibri"/>
+          <w:b/>
+          <w:bCs/>
+          <w:color w:val="000000" w:themeColor="text1"/>
         </w:rPr>
         <w:t>Reporting Protocol: When a</w:t>
       </w:r>
       <w:r>
         <w:rPr>
-          <w:rFonts w:ascii="Calibri" w:hAnsi="Calibri" w:eastAsia="Calibri" w:cs="Calibri"/>
-          <w:b w:val="1"/>
-          <w:bCs w:val="1"/>
-          <w:color w:val="000000" w:themeColor="text1" w:themeTint="FF" w:themeShade="FF"/>
+          <w:rFonts w:ascii="Calibri" w:eastAsia="Calibri" w:hAnsi="Calibri" w:cs="Calibri"/>
+          <w:b/>
+          <w:bCs/>
+          <w:color w:val="000000" w:themeColor="text1"/>
         </w:rPr>
         <w:t>n</w:t>
       </w:r>
       <w:r>
         <w:rPr>
-          <w:rFonts w:ascii="Calibri" w:hAnsi="Calibri" w:eastAsia="Calibri" w:cs="Calibri"/>
-          <w:b w:val="1"/>
-          <w:bCs w:val="1"/>
-          <w:color w:val="000000" w:themeColor="text1" w:themeTint="FF" w:themeShade="FF"/>
+          <w:rFonts w:ascii="Calibri" w:eastAsia="Calibri" w:hAnsi="Calibri" w:cs="Calibri"/>
+          <w:b/>
+          <w:bCs/>
+          <w:color w:val="000000" w:themeColor="text1"/>
         </w:rPr>
         <w:t xml:space="preserve"> audit</w:t>
       </w:r>
       <w:r>
         <w:rPr>
-          <w:rFonts w:ascii="Calibri" w:hAnsi="Calibri" w:eastAsia="Calibri" w:cs="Calibri"/>
-          <w:b w:val="1"/>
-          <w:bCs w:val="1"/>
-          <w:color w:val="000000" w:themeColor="text1" w:themeTint="FF" w:themeShade="FF"/>
+          <w:rFonts w:ascii="Calibri" w:eastAsia="Calibri" w:hAnsi="Calibri" w:cs="Calibri"/>
+          <w:b/>
+          <w:bCs/>
+          <w:color w:val="000000" w:themeColor="text1"/>
         </w:rPr>
         <w:t xml:space="preserve"> (technical or </w:t>
       </w:r>
-      <w:bookmarkStart w:name="_Int_pCRIuvVb" w:id="2027361257"/>
-      <w:r>
-        <w:rPr>
-          <w:rFonts w:ascii="Calibri" w:hAnsi="Calibri" w:eastAsia="Calibri" w:cs="Calibri"/>
-          <w:b w:val="1"/>
-          <w:bCs w:val="1"/>
-          <w:color w:val="000000" w:themeColor="text1" w:themeTint="FF" w:themeShade="FF"/>
+      <w:bookmarkStart w:id="0" w:name="_Int_pCRIuvVb"/>
+      <w:proofErr w:type="spellStart"/>
+      <w:proofErr w:type="gramStart"/>
+      <w:r>
+        <w:rPr>
+          <w:rFonts w:ascii="Calibri" w:eastAsia="Calibri" w:hAnsi="Calibri" w:cs="Calibri"/>
+          <w:b/>
+          <w:bCs/>
+          <w:color w:val="000000" w:themeColor="text1"/>
         </w:rPr>
         <w:t>non technical</w:t>
       </w:r>
-      <w:bookmarkEnd w:id="2027361257"/>
-      <w:r>
-        <w:rPr>
-          <w:rFonts w:ascii="Calibri" w:hAnsi="Calibri" w:eastAsia="Calibri" w:cs="Calibri"/>
-          <w:b w:val="1"/>
-          <w:bCs w:val="1"/>
-          <w:color w:val="000000" w:themeColor="text1" w:themeTint="FF" w:themeShade="FF"/>
+      <w:bookmarkEnd w:id="0"/>
+      <w:proofErr w:type="spellEnd"/>
+      <w:proofErr w:type="gramEnd"/>
+      <w:r>
+        <w:rPr>
+          <w:rFonts w:ascii="Calibri" w:eastAsia="Calibri" w:hAnsi="Calibri" w:cs="Calibri"/>
+          <w:b/>
+          <w:bCs/>
+          <w:color w:val="000000" w:themeColor="text1"/>
         </w:rPr>
         <w:t>)</w:t>
       </w:r>
       <w:r>
         <w:rPr>
-          <w:rFonts w:ascii="Calibri" w:hAnsi="Calibri" w:eastAsia="Calibri" w:cs="Calibri"/>
-          <w:b w:val="1"/>
-          <w:bCs w:val="1"/>
-          <w:color w:val="000000" w:themeColor="text1" w:themeTint="FF" w:themeShade="FF"/>
+          <w:rFonts w:ascii="Calibri" w:eastAsia="Calibri" w:hAnsi="Calibri" w:cs="Calibri"/>
+          <w:b/>
+          <w:bCs/>
+          <w:color w:val="000000" w:themeColor="text1"/>
         </w:rPr>
         <w:t xml:space="preserve"> raises heat pump performance issues</w:t>
       </w:r>
@@ -183,90 +204,83 @@
       <w:pPr>
         <w:shd w:val="clear" w:color="auto" w:fill="FFFFFF" w:themeFill="background1"/>
         <w:rPr>
-          <w:rFonts w:ascii="Aptos" w:hAnsi="Aptos" w:eastAsia="Aptos" w:cs="Aptos"/>
-          <w:color w:val="222222"/>
-        </w:rPr>
-      </w:pPr>
-      <w:r>
-        <w:rPr>
-          <w:rFonts w:ascii="Aptos" w:hAnsi="Aptos" w:eastAsia="Aptos" w:cs="Aptos"/>
+          <w:rFonts w:ascii="Aptos" w:eastAsia="Aptos" w:hAnsi="Aptos" w:cs="Aptos"/>
+          <w:color w:val="222222"/>
+        </w:rPr>
+      </w:pPr>
+      <w:r>
+        <w:rPr>
+          <w:rFonts w:ascii="Aptos" w:eastAsia="Aptos" w:hAnsi="Aptos" w:cs="Aptos"/>
           <w:color w:val="222222"/>
         </w:rPr>
         <w:t>Post audit</w:t>
       </w:r>
       <w:r>
         <w:rPr>
-          <w:rFonts w:ascii="Aptos" w:hAnsi="Aptos" w:eastAsia="Aptos" w:cs="Aptos"/>
+          <w:rFonts w:ascii="Aptos" w:eastAsia="Aptos" w:hAnsi="Aptos" w:cs="Aptos"/>
           <w:color w:val="222222"/>
         </w:rPr>
         <w:t xml:space="preserve"> of heat pump</w:t>
       </w:r>
       <w:r>
         <w:rPr>
-          <w:rFonts w:ascii="Aptos" w:hAnsi="Aptos" w:eastAsia="Aptos" w:cs="Aptos"/>
+          <w:rFonts w:ascii="Aptos" w:eastAsia="Aptos" w:hAnsi="Aptos" w:cs="Aptos"/>
           <w:color w:val="222222"/>
         </w:rPr>
         <w:t xml:space="preserve"> install</w:t>
       </w:r>
       <w:r>
         <w:rPr>
-          <w:rFonts w:ascii="Aptos" w:hAnsi="Aptos" w:eastAsia="Aptos" w:cs="Aptos"/>
+          <w:rFonts w:ascii="Aptos" w:eastAsia="Aptos" w:hAnsi="Aptos" w:cs="Aptos"/>
           <w:color w:val="222222"/>
         </w:rPr>
         <w:t>a</w:t>
       </w:r>
       <w:r>
         <w:rPr>
-          <w:rFonts w:ascii="Aptos" w:hAnsi="Aptos" w:eastAsia="Aptos" w:cs="Aptos"/>
+          <w:rFonts w:ascii="Aptos" w:eastAsia="Aptos" w:hAnsi="Aptos" w:cs="Aptos"/>
           <w:color w:val="222222"/>
         </w:rPr>
         <w:t>tion</w:t>
       </w:r>
       <w:r>
         <w:rPr>
-          <w:rFonts w:ascii="Aptos" w:hAnsi="Aptos" w:eastAsia="Aptos" w:cs="Aptos"/>
+          <w:rFonts w:ascii="Aptos" w:eastAsia="Aptos" w:hAnsi="Aptos" w:cs="Aptos"/>
           <w:color w:val="222222"/>
         </w:rPr>
         <w:t xml:space="preserve"> </w:t>
       </w:r>
       <w:r>
         <w:rPr>
-          <w:rFonts w:ascii="Aptos" w:hAnsi="Aptos" w:eastAsia="Aptos" w:cs="Aptos"/>
-          <w:color w:val="222222"/>
-        </w:rPr>
-        <w:t>there may be many different pathways</w:t>
-      </w:r>
-      <w:r>
-        <w:rPr>
-          <w:rFonts w:ascii="Aptos" w:hAnsi="Aptos" w:eastAsia="Aptos" w:cs="Aptos"/>
-          <w:color w:val="222222"/>
-        </w:rPr>
-        <w:t xml:space="preserve"> </w:t>
-      </w:r>
-      <w:r>
-        <w:rPr>
-          <w:rFonts w:ascii="Aptos" w:hAnsi="Aptos" w:eastAsia="Aptos" w:cs="Aptos"/>
+          <w:rFonts w:ascii="Aptos" w:eastAsia="Aptos" w:hAnsi="Aptos" w:cs="Aptos"/>
+          <w:color w:val="222222"/>
+        </w:rPr>
+        <w:t xml:space="preserve">there may be many different pathways </w:t>
+      </w:r>
+      <w:r>
+        <w:rPr>
+          <w:rFonts w:ascii="Aptos" w:eastAsia="Aptos" w:hAnsi="Aptos" w:cs="Aptos"/>
           <w:color w:val="222222"/>
         </w:rPr>
         <w:t>to seek a resolution to any issues flag</w:t>
       </w:r>
       <w:r>
         <w:rPr>
-          <w:rFonts w:ascii="Aptos" w:hAnsi="Aptos" w:eastAsia="Aptos" w:cs="Aptos"/>
+          <w:rFonts w:ascii="Aptos" w:eastAsia="Aptos" w:hAnsi="Aptos" w:cs="Aptos"/>
           <w:color w:val="222222"/>
         </w:rPr>
         <w:t>ged</w:t>
       </w:r>
       <w:r>
         <w:rPr>
-          <w:rFonts w:ascii="Aptos" w:hAnsi="Aptos" w:eastAsia="Aptos" w:cs="Aptos"/>
+          <w:rFonts w:ascii="Aptos" w:eastAsia="Aptos" w:hAnsi="Aptos" w:cs="Aptos"/>
           <w:color w:val="222222"/>
         </w:rPr>
         <w:t xml:space="preserve">. The below highlights a standard approach but this will need to be </w:t>
       </w:r>
       <w:r>
         <w:rPr>
-          <w:rFonts w:ascii="Aptos" w:hAnsi="Aptos" w:eastAsia="Aptos" w:cs="Aptos"/>
+          <w:rFonts w:ascii="Aptos" w:eastAsia="Aptos" w:hAnsi="Aptos" w:cs="Aptos"/>
           <w:color w:val="222222"/>
         </w:rPr>
         <w:t xml:space="preserve">adapted locally. </w:t>
@@ -282,186 +296,132 @@
         <w:shd w:val="clear" w:color="auto" w:fill="FFFFFF" w:themeFill="background1"/>
         <w:ind w:left="945"/>
         <w:rPr>
-          <w:rFonts w:ascii="Aptos" w:hAnsi="Aptos" w:eastAsia="Aptos" w:cs="Aptos"/>
-          <w:color w:val="222222"/>
-        </w:rPr>
-      </w:pPr>
-      <w:r>
-        <w:rPr>
-          <w:rFonts w:ascii="Aptos" w:hAnsi="Aptos" w:eastAsia="Aptos" w:cs="Aptos"/>
+          <w:rFonts w:ascii="Aptos" w:eastAsia="Aptos" w:hAnsi="Aptos" w:cs="Aptos"/>
+          <w:color w:val="222222"/>
+        </w:rPr>
+      </w:pPr>
+      <w:r>
+        <w:rPr>
+          <w:rFonts w:ascii="Aptos" w:eastAsia="Aptos" w:hAnsi="Aptos" w:cs="Aptos"/>
           <w:color w:val="222222"/>
         </w:rPr>
         <w:t>Report issues</w:t>
       </w:r>
       <w:r>
         <w:rPr>
-          <w:rFonts w:ascii="Aptos" w:hAnsi="Aptos" w:eastAsia="Aptos" w:cs="Aptos"/>
+          <w:rFonts w:ascii="Aptos" w:eastAsia="Aptos" w:hAnsi="Aptos" w:cs="Aptos"/>
           <w:color w:val="222222"/>
         </w:rPr>
         <w:t xml:space="preserve"> shared</w:t>
       </w:r>
       <w:r>
         <w:rPr>
-          <w:rFonts w:ascii="Aptos" w:hAnsi="Aptos" w:eastAsia="Aptos" w:cs="Aptos"/>
+          <w:rFonts w:ascii="Aptos" w:eastAsia="Aptos" w:hAnsi="Aptos" w:cs="Aptos"/>
           <w:color w:val="222222"/>
         </w:rPr>
         <w:t xml:space="preserve"> via a written report</w:t>
       </w:r>
       <w:r>
         <w:rPr>
-          <w:rFonts w:ascii="Aptos" w:hAnsi="Aptos" w:eastAsia="Aptos" w:cs="Aptos"/>
+          <w:rFonts w:ascii="Aptos" w:eastAsia="Aptos" w:hAnsi="Aptos" w:cs="Aptos"/>
           <w:color w:val="222222"/>
         </w:rPr>
         <w:t xml:space="preserve"> to installer</w:t>
       </w:r>
       <w:r>
         <w:rPr>
-          <w:rFonts w:ascii="Aptos" w:hAnsi="Aptos" w:eastAsia="Aptos" w:cs="Aptos"/>
+          <w:rFonts w:ascii="Aptos" w:eastAsia="Aptos" w:hAnsi="Aptos" w:cs="Aptos"/>
           <w:color w:val="222222"/>
         </w:rPr>
         <w:t xml:space="preserve"> for them</w:t>
       </w:r>
       <w:r>
         <w:rPr>
-          <w:rFonts w:ascii="Aptos" w:hAnsi="Aptos" w:eastAsia="Aptos" w:cs="Aptos"/>
+          <w:rFonts w:ascii="Aptos" w:eastAsia="Aptos" w:hAnsi="Aptos" w:cs="Aptos"/>
           <w:color w:val="222222"/>
         </w:rPr>
         <w:t xml:space="preserve"> to respond</w:t>
       </w:r>
       <w:r>
         <w:rPr>
-          <w:rFonts w:ascii="Aptos" w:hAnsi="Aptos" w:eastAsia="Aptos" w:cs="Aptos"/>
+          <w:rFonts w:ascii="Aptos" w:eastAsia="Aptos" w:hAnsi="Aptos" w:cs="Aptos"/>
           <w:color w:val="222222"/>
         </w:rPr>
         <w:t xml:space="preserve"> to</w:t>
       </w:r>
       <w:r>
         <w:rPr>
-          <w:rFonts w:ascii="Aptos" w:hAnsi="Aptos" w:eastAsia="Aptos" w:cs="Aptos"/>
+          <w:rFonts w:ascii="Aptos" w:eastAsia="Aptos" w:hAnsi="Aptos" w:cs="Aptos"/>
           <w:color w:val="222222"/>
         </w:rPr>
         <w:t xml:space="preserve"> (then check </w:t>
       </w:r>
       <w:r>
         <w:rPr>
-          <w:rFonts w:ascii="Aptos" w:hAnsi="Aptos" w:eastAsia="Aptos" w:cs="Aptos"/>
-          <w:color w:val="222222"/>
-        </w:rPr>
-        <w:t>issues</w:t>
-      </w:r>
-      <w:r>
-        <w:rPr>
-          <w:rFonts w:ascii="Aptos" w:hAnsi="Aptos" w:eastAsia="Aptos" w:cs="Aptos"/>
-          <w:color w:val="222222"/>
-        </w:rPr>
-        <w:t xml:space="preserve"> </w:t>
-      </w:r>
-      <w:r>
-        <w:rPr>
-          <w:rFonts w:ascii="Aptos" w:hAnsi="Aptos" w:eastAsia="Aptos" w:cs="Aptos"/>
+          <w:rFonts w:ascii="Aptos" w:eastAsia="Aptos" w:hAnsi="Aptos" w:cs="Aptos"/>
+          <w:color w:val="222222"/>
+        </w:rPr>
+        <w:t xml:space="preserve">issues </w:t>
+      </w:r>
+      <w:r>
+        <w:rPr>
+          <w:rFonts w:ascii="Aptos" w:eastAsia="Aptos" w:hAnsi="Aptos" w:cs="Aptos"/>
           <w:color w:val="222222"/>
         </w:rPr>
         <w:t xml:space="preserve">have been resolved </w:t>
       </w:r>
       <w:r>
         <w:rPr>
-          <w:rFonts w:ascii="Aptos" w:hAnsi="Aptos" w:eastAsia="Aptos" w:cs="Aptos"/>
-          <w:color w:val="222222"/>
-        </w:rPr>
-        <w:t xml:space="preserve">after the installer has carried out the </w:t>
-      </w:r>
-      <w:r>
-        <w:rPr>
-          <w:rFonts w:ascii="Aptos" w:hAnsi="Aptos" w:eastAsia="Aptos" w:cs="Aptos"/>
-          <w:color w:val="222222"/>
-        </w:rPr>
-        <w:t xml:space="preserve">remedial </w:t>
-      </w:r>
-      <w:r>
-        <w:rPr>
-          <w:rFonts w:ascii="Aptos" w:hAnsi="Aptos" w:eastAsia="Aptos" w:cs="Aptos"/>
-          <w:color w:val="222222"/>
-        </w:rPr>
-        <w:t>works</w:t>
-      </w:r>
-      <w:r>
-        <w:rPr>
-          <w:rFonts w:ascii="Aptos" w:hAnsi="Aptos" w:eastAsia="Aptos" w:cs="Aptos"/>
-          <w:color w:val="222222"/>
-        </w:rPr>
-        <w:t>)</w:t>
-      </w:r>
-      <w:r>
-        <w:rPr>
-          <w:rFonts w:ascii="Aptos" w:hAnsi="Aptos" w:eastAsia="Aptos" w:cs="Aptos"/>
-          <w:color w:val="222222"/>
-        </w:rPr>
-        <w:t xml:space="preserve">. </w:t>
-      </w:r>
-      <w:r>
-        <w:rPr>
-          <w:rFonts w:ascii="Aptos" w:hAnsi="Aptos" w:eastAsia="Aptos" w:cs="Aptos"/>
-          <w:color w:val="222222"/>
-        </w:rPr>
-        <w:t xml:space="preserve"> </w:t>
-      </w:r>
-      <w:r>
-        <w:rPr>
-          <w:rFonts w:ascii="Aptos" w:hAnsi="Aptos" w:eastAsia="Aptos" w:cs="Aptos"/>
-          <w:color w:val="222222"/>
-        </w:rPr>
-        <w:t xml:space="preserve">You may </w:t>
-      </w:r>
-      <w:r>
-        <w:rPr>
-          <w:rFonts w:ascii="Aptos" w:hAnsi="Aptos" w:eastAsia="Aptos" w:cs="Aptos"/>
-          <w:color w:val="222222"/>
-        </w:rPr>
-        <w:t xml:space="preserve">need to clarify any </w:t>
-      </w:r>
-      <w:bookmarkStart w:name="_Int_IL66MvAq" w:id="1949212873"/>
-      <w:r>
-        <w:rPr>
-          <w:rFonts w:ascii="Aptos" w:hAnsi="Aptos" w:eastAsia="Aptos" w:cs="Aptos"/>
-          <w:color w:val="222222"/>
-        </w:rPr>
-        <w:t xml:space="preserve">queries </w:t>
-      </w:r>
-      <w:r>
-        <w:rPr>
-          <w:rFonts w:ascii="Aptos" w:hAnsi="Aptos" w:eastAsia="Aptos" w:cs="Aptos"/>
-          <w:color w:val="222222"/>
-        </w:rPr>
-        <w:t xml:space="preserve"> </w:t>
-      </w:r>
-      <w:r>
-        <w:rPr>
-          <w:rFonts w:ascii="Aptos" w:hAnsi="Aptos" w:eastAsia="Aptos" w:cs="Aptos"/>
+          <w:rFonts w:ascii="Aptos" w:eastAsia="Aptos" w:hAnsi="Aptos" w:cs="Aptos"/>
+          <w:color w:val="222222"/>
+        </w:rPr>
+        <w:t>after the installer has carried out the remedial works</w:t>
+      </w:r>
+      <w:r>
+        <w:rPr>
+          <w:rFonts w:ascii="Aptos" w:eastAsia="Aptos" w:hAnsi="Aptos" w:cs="Aptos"/>
+          <w:color w:val="222222"/>
+        </w:rPr>
+        <w:t xml:space="preserve">). </w:t>
+      </w:r>
+      <w:r>
+        <w:rPr>
+          <w:rFonts w:ascii="Aptos" w:eastAsia="Aptos" w:hAnsi="Aptos" w:cs="Aptos"/>
+          <w:color w:val="222222"/>
+        </w:rPr>
+        <w:t xml:space="preserve"> You may need to clarify any </w:t>
+      </w:r>
+      <w:bookmarkStart w:id="1" w:name="_Int_IL66MvAq"/>
+      <w:proofErr w:type="gramStart"/>
+      <w:r>
+        <w:rPr>
+          <w:rFonts w:ascii="Aptos" w:eastAsia="Aptos" w:hAnsi="Aptos" w:cs="Aptos"/>
+          <w:color w:val="222222"/>
+        </w:rPr>
+        <w:t xml:space="preserve">queries  </w:t>
+      </w:r>
+      <w:r>
+        <w:rPr>
+          <w:rFonts w:ascii="Aptos" w:eastAsia="Aptos" w:hAnsi="Aptos" w:cs="Aptos"/>
           <w:color w:val="222222"/>
         </w:rPr>
         <w:t>raised</w:t>
       </w:r>
-      <w:bookmarkEnd w:id="1949212873"/>
-      <w:r>
-        <w:rPr>
-          <w:rFonts w:ascii="Aptos" w:hAnsi="Aptos" w:eastAsia="Aptos" w:cs="Aptos"/>
+      <w:bookmarkEnd w:id="1"/>
+      <w:proofErr w:type="gramEnd"/>
+      <w:r>
+        <w:rPr>
+          <w:rFonts w:ascii="Aptos" w:eastAsia="Aptos" w:hAnsi="Aptos" w:cs="Aptos"/>
           <w:color w:val="222222"/>
         </w:rPr>
         <w:t xml:space="preserve"> by the installer </w:t>
       </w:r>
       <w:r>
         <w:rPr>
-          <w:rFonts w:ascii="Aptos" w:hAnsi="Aptos" w:eastAsia="Aptos" w:cs="Aptos"/>
-          <w:color w:val="222222"/>
-        </w:rPr>
-        <w:t>with the auditor</w:t>
-      </w:r>
-      <w:r>
-        <w:rPr>
-          <w:rFonts w:ascii="Aptos" w:hAnsi="Aptos" w:eastAsia="Aptos" w:cs="Aptos"/>
-          <w:color w:val="222222"/>
-        </w:rPr>
-        <w:t xml:space="preserve">. </w:t>
+          <w:rFonts w:ascii="Aptos" w:eastAsia="Aptos" w:hAnsi="Aptos" w:cs="Aptos"/>
+          <w:color w:val="222222"/>
+        </w:rPr>
+        <w:t xml:space="preserve">with the auditor. </w:t>
       </w:r>
     </w:p>
     <w:p>
@@ -470,7 +430,7 @@
         <w:shd w:val="clear" w:color="auto" w:fill="FFFFFF" w:themeFill="background1"/>
         <w:ind w:left="945"/>
         <w:rPr>
-          <w:rFonts w:ascii="Aptos" w:hAnsi="Aptos" w:eastAsia="Aptos" w:cs="Aptos"/>
+          <w:rFonts w:ascii="Aptos" w:eastAsia="Aptos" w:hAnsi="Aptos" w:cs="Aptos"/>
           <w:color w:val="222222"/>
         </w:rPr>
       </w:pPr>
@@ -485,13 +445,13 @@
         <w:shd w:val="clear" w:color="auto" w:fill="FFFFFF" w:themeFill="background1"/>
         <w:ind w:left="945"/>
         <w:rPr>
-          <w:rFonts w:ascii="Aptos" w:hAnsi="Aptos" w:eastAsia="Aptos" w:cs="Aptos"/>
-          <w:color w:val="222222"/>
-        </w:rPr>
-      </w:pPr>
-      <w:r>
-        <w:rPr>
-          <w:rFonts w:ascii="Aptos" w:hAnsi="Aptos" w:eastAsia="Aptos" w:cs="Aptos"/>
+          <w:rFonts w:ascii="Aptos" w:eastAsia="Aptos" w:hAnsi="Aptos" w:cs="Aptos"/>
+          <w:color w:val="222222"/>
+        </w:rPr>
+      </w:pPr>
+      <w:r>
+        <w:rPr>
+          <w:rFonts w:ascii="Aptos" w:eastAsia="Aptos" w:hAnsi="Aptos" w:cs="Aptos"/>
           <w:color w:val="222222"/>
         </w:rPr>
         <w:t>Check the original contract/ specification to understand attribution i.e. who is responsible for the design and who takes responsibility for the installation. This may be one or more organisations. Review the warranty details to ensure that rectification works can be carried out within the warranty timeframe.</w:t>
@@ -503,7 +463,7 @@
         <w:shd w:val="clear" w:color="auto" w:fill="FFFFFF" w:themeFill="background1"/>
         <w:ind w:left="945"/>
         <w:rPr>
-          <w:rFonts w:ascii="Aptos" w:hAnsi="Aptos" w:eastAsia="Aptos" w:cs="Aptos"/>
+          <w:rFonts w:ascii="Aptos" w:eastAsia="Aptos" w:hAnsi="Aptos" w:cs="Aptos"/>
           <w:color w:val="222222"/>
         </w:rPr>
       </w:pPr>
@@ -518,65 +478,37 @@
         <w:shd w:val="clear" w:color="auto" w:fill="FFFFFF" w:themeFill="background1"/>
         <w:ind w:left="945"/>
         <w:rPr>
-          <w:rFonts w:ascii="Aptos" w:hAnsi="Aptos" w:eastAsia="Aptos" w:cs="Aptos"/>
-          <w:color w:val="222222"/>
-        </w:rPr>
-      </w:pPr>
-      <w:r>
-        <w:rPr>
-          <w:rFonts w:ascii="Aptos" w:hAnsi="Aptos" w:eastAsia="Aptos" w:cs="Aptos"/>
-          <w:color w:val="222222"/>
-        </w:rPr>
-        <w:t xml:space="preserve">If further advice is needed before or during the </w:t>
-      </w:r>
-      <w:r>
-        <w:rPr>
-          <w:rFonts w:ascii="Aptos" w:hAnsi="Aptos" w:eastAsia="Aptos" w:cs="Aptos"/>
-          <w:color w:val="222222"/>
-        </w:rPr>
-        <w:t>initial</w:t>
-      </w:r>
-      <w:r>
-        <w:rPr>
-          <w:rFonts w:ascii="Aptos" w:hAnsi="Aptos" w:eastAsia="Aptos" w:cs="Aptos"/>
-          <w:color w:val="222222"/>
-        </w:rPr>
-        <w:t xml:space="preserve"> contact with the installer, contact the manufacturer</w:t>
-      </w:r>
-      <w:r>
-        <w:rPr>
-          <w:rFonts w:ascii="Aptos" w:hAnsi="Aptos" w:eastAsia="Aptos" w:cs="Aptos"/>
+          <w:rFonts w:ascii="Aptos" w:eastAsia="Aptos" w:hAnsi="Aptos" w:cs="Aptos"/>
+          <w:color w:val="222222"/>
+        </w:rPr>
+      </w:pPr>
+      <w:r>
+        <w:rPr>
+          <w:rFonts w:ascii="Aptos" w:eastAsia="Aptos" w:hAnsi="Aptos" w:cs="Aptos"/>
+          <w:color w:val="222222"/>
+        </w:rPr>
+        <w:t>If further advice is needed before or during the initial contact with the installer, contact the manufacturer</w:t>
+      </w:r>
+      <w:r>
+        <w:rPr>
+          <w:rFonts w:ascii="Aptos" w:eastAsia="Aptos" w:hAnsi="Aptos" w:cs="Aptos"/>
           <w:color w:val="222222"/>
         </w:rPr>
         <w:t>.</w:t>
       </w:r>
       <w:r>
         <w:rPr>
-          <w:rFonts w:ascii="Aptos" w:hAnsi="Aptos" w:eastAsia="Aptos" w:cs="Aptos"/>
+          <w:rFonts w:ascii="Aptos" w:eastAsia="Aptos" w:hAnsi="Aptos" w:cs="Aptos"/>
           <w:color w:val="222222"/>
         </w:rPr>
         <w:t xml:space="preserve"> Manufacturers commonly have technical teams who can help with troubleshooting.</w:t>
       </w:r>
       <w:r>
         <w:rPr>
-          <w:rFonts w:ascii="Aptos" w:hAnsi="Aptos" w:eastAsia="Aptos" w:cs="Aptos"/>
-          <w:color w:val="222222"/>
-        </w:rPr>
-        <w:t xml:space="preserve"> Manufacturers may also be able to attend on site to confirm issues that</w:t>
-      </w:r>
-      <w:r>
-        <w:rPr>
-          <w:rFonts w:ascii="Aptos" w:hAnsi="Aptos" w:eastAsia="Aptos" w:cs="Aptos"/>
-          <w:color w:val="222222"/>
-        </w:rPr>
-        <w:t xml:space="preserve"> need</w:t>
-      </w:r>
-      <w:r>
-        <w:rPr>
-          <w:rFonts w:ascii="Aptos" w:hAnsi="Aptos" w:eastAsia="Aptos" w:cs="Aptos"/>
-          <w:color w:val="222222"/>
-        </w:rPr>
-        <w:t xml:space="preserve"> to be rectified. They might also have contacts for people who can fix the issues. </w:t>
+          <w:rFonts w:ascii="Aptos" w:eastAsia="Aptos" w:hAnsi="Aptos" w:cs="Aptos"/>
+          <w:color w:val="222222"/>
+        </w:rPr>
+        <w:t xml:space="preserve"> Manufacturers may also be able to attend on site to confirm issues that need to be rectified. They might also have contacts for people who can fix the issues. </w:t>
       </w:r>
     </w:p>
     <w:p>
@@ -585,7 +517,7 @@
         <w:shd w:val="clear" w:color="auto" w:fill="FFFFFF" w:themeFill="background1"/>
         <w:ind w:left="945"/>
         <w:rPr>
-          <w:rFonts w:ascii="Aptos" w:hAnsi="Aptos" w:eastAsia="Aptos" w:cs="Aptos"/>
+          <w:rFonts w:ascii="Aptos" w:eastAsia="Aptos" w:hAnsi="Aptos" w:cs="Aptos"/>
           <w:color w:val="222222"/>
         </w:rPr>
       </w:pPr>
@@ -600,48 +532,48 @@
         <w:shd w:val="clear" w:color="auto" w:fill="FFFFFF" w:themeFill="background1"/>
         <w:ind w:left="945"/>
         <w:rPr>
-          <w:rFonts w:ascii="Aptos" w:hAnsi="Aptos" w:eastAsia="Aptos" w:cs="Aptos"/>
-          <w:color w:val="222222"/>
-        </w:rPr>
-      </w:pPr>
-      <w:r>
-        <w:rPr>
-          <w:rFonts w:ascii="Aptos" w:hAnsi="Aptos" w:eastAsia="Aptos" w:cs="Aptos"/>
+          <w:rFonts w:ascii="Aptos" w:eastAsia="Aptos" w:hAnsi="Aptos" w:cs="Aptos"/>
+          <w:color w:val="222222"/>
+        </w:rPr>
+      </w:pPr>
+      <w:r>
+        <w:rPr>
+          <w:rFonts w:ascii="Aptos" w:eastAsia="Aptos" w:hAnsi="Aptos" w:cs="Aptos"/>
           <w:color w:val="222222"/>
         </w:rPr>
         <w:t>If the installation is out of warranty/ defects period</w:t>
       </w:r>
       <w:r>
         <w:rPr>
-          <w:rFonts w:ascii="Aptos" w:hAnsi="Aptos" w:eastAsia="Aptos" w:cs="Aptos"/>
+          <w:rFonts w:ascii="Aptos" w:eastAsia="Aptos" w:hAnsi="Aptos" w:cs="Aptos"/>
           <w:color w:val="222222"/>
         </w:rPr>
         <w:t xml:space="preserve"> you may need to engage a third party to fix the issue, your local Heat Geek or recommendations through your manufacturer is a good place to start. There are also some specialist heat pump audit and repair companies </w:t>
       </w:r>
       <w:r>
         <w:rPr>
-          <w:rFonts w:ascii="Aptos" w:hAnsi="Aptos" w:eastAsia="Aptos" w:cs="Aptos"/>
+          <w:rFonts w:ascii="Aptos" w:eastAsia="Aptos" w:hAnsi="Aptos" w:cs="Aptos"/>
           <w:color w:val="222222"/>
         </w:rPr>
         <w:t>nationally</w:t>
       </w:r>
       <w:r>
         <w:rPr>
-          <w:rFonts w:ascii="Aptos" w:hAnsi="Aptos" w:eastAsia="Aptos" w:cs="Aptos"/>
+          <w:rFonts w:ascii="Aptos" w:eastAsia="Aptos" w:hAnsi="Aptos" w:cs="Aptos"/>
           <w:color w:val="222222"/>
         </w:rPr>
         <w:t>,</w:t>
       </w:r>
       <w:r>
         <w:rPr>
-          <w:rFonts w:ascii="Aptos" w:hAnsi="Aptos" w:eastAsia="Aptos" w:cs="Aptos"/>
+          <w:rFonts w:ascii="Aptos" w:eastAsia="Aptos" w:hAnsi="Aptos" w:cs="Aptos"/>
           <w:color w:val="222222"/>
         </w:rPr>
         <w:t xml:space="preserve"> contact details below</w:t>
       </w:r>
       <w:r>
         <w:rPr>
-          <w:rFonts w:ascii="Aptos" w:hAnsi="Aptos" w:eastAsia="Aptos" w:cs="Aptos"/>
+          <w:rFonts w:ascii="Aptos" w:eastAsia="Aptos" w:hAnsi="Aptos" w:cs="Aptos"/>
           <w:color w:val="222222"/>
         </w:rPr>
         <w:t>.</w:t>
@@ -651,7 +583,7 @@
       <w:pPr>
         <w:shd w:val="clear" w:color="auto" w:fill="FFFFFF" w:themeFill="background1"/>
         <w:rPr>
-          <w:rFonts w:ascii="Aptos" w:hAnsi="Aptos" w:eastAsia="Aptos" w:cs="Aptos"/>
+          <w:rFonts w:ascii="Aptos" w:eastAsia="Aptos" w:hAnsi="Aptos" w:cs="Aptos"/>
           <w:b/>
           <w:bCs/>
           <w:color w:val="222222"/>
@@ -659,7 +591,7 @@
       </w:pPr>
       <w:r>
         <w:rPr>
-          <w:rFonts w:ascii="Aptos" w:hAnsi="Aptos" w:eastAsia="Aptos" w:cs="Aptos"/>
+          <w:rFonts w:ascii="Aptos" w:eastAsia="Aptos" w:hAnsi="Aptos" w:cs="Aptos"/>
           <w:b/>
           <w:bCs/>
           <w:color w:val="222222"/>
@@ -671,72 +603,51 @@
       <w:pPr>
         <w:shd w:val="clear" w:color="auto" w:fill="FFFFFF" w:themeFill="background1"/>
         <w:rPr>
-          <w:rFonts w:ascii="Aptos" w:hAnsi="Aptos" w:eastAsia="Aptos" w:cs="Aptos"/>
-          <w:color w:val="222222"/>
-        </w:rPr>
-      </w:pPr>
-      <w:r>
-        <w:rPr>
-          <w:rFonts w:ascii="Aptos" w:hAnsi="Aptos" w:eastAsia="Aptos" w:cs="Aptos"/>
-          <w:color w:val="222222"/>
-        </w:rPr>
-        <w:t xml:space="preserve">Heat </w:t>
-      </w:r>
-      <w:r>
-        <w:rPr>
-          <w:rFonts w:ascii="Aptos" w:hAnsi="Aptos" w:eastAsia="Aptos" w:cs="Aptos"/>
-          <w:color w:val="222222"/>
-        </w:rPr>
-        <w:t>pump installations in n</w:t>
-      </w:r>
-      <w:r>
-        <w:rPr>
-          <w:rFonts w:ascii="Aptos" w:hAnsi="Aptos" w:eastAsia="Aptos" w:cs="Aptos"/>
+          <w:rFonts w:ascii="Aptos" w:eastAsia="Aptos" w:hAnsi="Aptos" w:cs="Aptos"/>
+          <w:color w:val="222222"/>
+        </w:rPr>
+      </w:pPr>
+      <w:r>
+        <w:rPr>
+          <w:rFonts w:ascii="Aptos" w:eastAsia="Aptos" w:hAnsi="Aptos" w:cs="Aptos"/>
+          <w:color w:val="222222"/>
+        </w:rPr>
+        <w:t>Heat pump installations in n</w:t>
+      </w:r>
+      <w:r>
+        <w:rPr>
+          <w:rFonts w:ascii="Aptos" w:eastAsia="Aptos" w:hAnsi="Aptos" w:cs="Aptos"/>
           <w:color w:val="222222"/>
         </w:rPr>
         <w:t xml:space="preserve">ew build properties </w:t>
       </w:r>
       <w:r>
         <w:rPr>
-          <w:rFonts w:ascii="Aptos" w:hAnsi="Aptos" w:eastAsia="Aptos" w:cs="Aptos"/>
+          <w:rFonts w:ascii="Aptos" w:eastAsia="Aptos" w:hAnsi="Aptos" w:cs="Aptos"/>
           <w:color w:val="222222"/>
         </w:rPr>
         <w:t>are not usually carried out by</w:t>
       </w:r>
       <w:r>
         <w:rPr>
-          <w:rFonts w:ascii="Aptos" w:hAnsi="Aptos" w:eastAsia="Aptos" w:cs="Aptos"/>
-          <w:color w:val="222222"/>
-        </w:rPr>
-        <w:t xml:space="preserve"> accredited MCS installers so there is no quality standard beyond building regulations. It is critical to audit new build installs within the defects period to get issues rectified asap. Manufacturers can be a good help here as specifications for new build installs can often be </w:t>
-      </w:r>
-      <w:r>
-        <w:rPr>
-          <w:rFonts w:ascii="Aptos" w:hAnsi="Aptos" w:eastAsia="Aptos" w:cs="Aptos"/>
-          <w:color w:val="222222"/>
-        </w:rPr>
-        <w:t>very limited</w:t>
-      </w:r>
-      <w:r>
-        <w:rPr>
-          <w:rFonts w:ascii="Aptos" w:hAnsi="Aptos" w:eastAsia="Aptos" w:cs="Aptos"/>
-          <w:color w:val="222222"/>
-        </w:rPr>
-        <w:t xml:space="preserve"> in de</w:t>
-      </w:r>
-      <w:r>
-        <w:rPr>
-          <w:rFonts w:ascii="Aptos" w:hAnsi="Aptos" w:eastAsia="Aptos" w:cs="Aptos"/>
+          <w:rFonts w:ascii="Aptos" w:eastAsia="Aptos" w:hAnsi="Aptos" w:cs="Aptos"/>
+          <w:color w:val="222222"/>
+        </w:rPr>
+        <w:t xml:space="preserve"> accredited MCS installers so there is no quality standard beyond building regulations. It is critical to audit new build installs within the defects period to get issues rectified asap. Manufacturers can be a good help here as specifications for new build installs can often be very limited in de</w:t>
+      </w:r>
+      <w:r>
+        <w:rPr>
+          <w:rFonts w:ascii="Aptos" w:eastAsia="Aptos" w:hAnsi="Aptos" w:cs="Aptos"/>
           <w:color w:val="222222"/>
         </w:rPr>
         <w:t>tail but may say ‘installed to manufacturer specification’ which is an anchor to exploit.</w:t>
       </w:r>
     </w:p>
     <w:sectPr>
-      <w:footerReference w:type="even" r:id="rId11"/>
-      <w:footerReference w:type="default" r:id="rId12"/>
-      <w:footerReference w:type="first" r:id="rId13"/>
-      <w:pgSz w:w="11906" w:h="16838" w:orient="portrait"/>
+      <w:footerReference w:type="even" r:id="rId8"/>
+      <w:footerReference w:type="default" r:id="rId9"/>
+      <w:footerReference w:type="first" r:id="rId10"/>
+      <w:pgSz w:w="11906" w:h="16838"/>
       <w:pgMar w:top="1440" w:right="1440" w:bottom="1440" w:left="1440" w:header="720" w:footer="720" w:gutter="0"/>
       <w:cols w:space="720"/>
       <w:docGrid w:linePitch="360"/>
@@ -771,7 +682,7 @@
 </file>
 
 <file path=word/footer1.xml><?xml version="1.0" encoding="utf-8"?>
-<w:ftr xmlns:wpc="http://schemas.microsoft.com/office/word/2010/wordprocessingCanvas" xmlns:cx="http://schemas.microsoft.com/office/drawing/2014/chartex" xmlns:cx1="http://schemas.microsoft.com/office/drawing/2015/9/8/chartex" xmlns:cx2="http://schemas.microsoft.com/office/drawing/2015/10/21/chartex" xmlns:cx3="http://schemas.microsoft.com/office/drawing/2016/5/9/chartex" xmlns:cx4="http://schemas.microsoft.com/office/drawing/2016/5/10/chartex" xmlns:cx5="http://schemas.microsoft.com/office/drawing/2016/5/11/chartex" xmlns:cx6="http://schemas.microsoft.com/office/drawing/2016/5/12/chartex" xmlns:cx7="http://schemas.microsoft.com/office/drawing/2016/5/13/chartex" xmlns:cx8="http://schemas.microsoft.com/office/drawing/2016/5/14/chartex" xmlns:mc="http://schemas.openxmlformats.org/markup-compatibility/2006" xmlns:aink="http://schemas.microsoft.com/office/drawing/2016/ink" xmlns:am3d="http://schemas.microsoft.com/office/drawing/2017/model3d" xmlns:o="urn:schemas-microsoft-com:office:office" xmlns:oel="http://schemas.microsoft.com/office/2019/extlst" xmlns:r="http://schemas.openxmlformats.org/officeDocument/2006/relationships" xmlns:m="http://schemas.openxmlformats.org/officeDocument/2006/math" xmlns:v="urn:schemas-microsoft-com:vml" xmlns:wp14="http://schemas.microsoft.com/office/word/2010/wordprocessingDrawing" xmlns:wp="http://schemas.openxmlformats.org/drawingml/2006/wordprocessingDrawing" xmlns:w10="urn:schemas-microsoft-com:office:word" xmlns:w="http://schemas.openxmlformats.org/wordprocessingml/2006/main" xmlns:w14="http://schemas.microsoft.com/office/word/2010/wordml" xmlns:w15="http://schemas.microsoft.com/office/word/2012/wordml" xmlns:w16cex="http://schemas.microsoft.com/office/word/2018/wordml/cex" xmlns:w16cid="http://schemas.microsoft.com/office/word/2016/wordml/cid" xmlns:w16="http://schemas.microsoft.com/office/word/2018/wordml" xmlns:w16du="http://schemas.microsoft.com/office/word/2023/wordml/word16du" xmlns:w16sdtdh="http://schemas.microsoft.com/office/word/2020/wordml/sdtdatahash" xmlns:w16sdtfl="http://schemas.microsoft.com/office/word/2024/wordml/sdtformatlock" xmlns:w16se="http://schemas.microsoft.com/office/word/2015/wordml/symex" xmlns:wpg="http://schemas.microsoft.com/office/word/2010/wordprocessingGroup" xmlns:wpi="http://schemas.microsoft.com/office/word/2010/wordprocessingInk" xmlns:wne="http://schemas.microsoft.com/office/word/2006/wordml" xmlns:wps="http://schemas.microsoft.com/office/word/2010/wordprocessingShape" xmlns:a="http://schemas.openxmlformats.org/drawingml/2006/main" xmlns:aclsh="http://schemas.microsoft.com/office/drawing/2020/classificationShape" mc:Ignorable="w14 w15 w16se w16cid w16 w16cex w16sdtdh w16sdtfl w16du wp14">
+<w:ftr xmlns:wpc="http://schemas.microsoft.com/office/word/2010/wordprocessingCanvas" xmlns:cx="http://schemas.microsoft.com/office/drawing/2014/chartex" xmlns:cx1="http://schemas.microsoft.com/office/drawing/2015/9/8/chartex" xmlns:cx2="http://schemas.microsoft.com/office/drawing/2015/10/21/chartex" xmlns:cx3="http://schemas.microsoft.com/office/drawing/2016/5/9/chartex" xmlns:cx4="http://schemas.microsoft.com/office/drawing/2016/5/10/chartex" xmlns:cx5="http://schemas.microsoft.com/office/drawing/2016/5/11/chartex" xmlns:cx6="http://schemas.microsoft.com/office/drawing/2016/5/12/chartex" xmlns:cx7="http://schemas.microsoft.com/office/drawing/2016/5/13/chartex" xmlns:cx8="http://schemas.microsoft.com/office/drawing/2016/5/14/chartex" xmlns:mc="http://schemas.openxmlformats.org/markup-compatibility/2006" xmlns:aink="http://schemas.microsoft.com/office/drawing/2016/ink" xmlns:am3d="http://schemas.microsoft.com/office/drawing/2017/model3d" xmlns:o="urn:schemas-microsoft-com:office:office" xmlns:oel="http://schemas.microsoft.com/office/2019/extlst" xmlns:r="http://schemas.openxmlformats.org/officeDocument/2006/relationships" xmlns:m="http://schemas.openxmlformats.org/officeDocument/2006/math" xmlns:v="urn:schemas-microsoft-com:vml" xmlns:wp14="http://schemas.microsoft.com/office/word/2010/wordprocessingDrawing" xmlns:wp="http://schemas.openxmlformats.org/drawingml/2006/wordprocessingDrawing" xmlns:w10="urn:schemas-microsoft-com:office:word" xmlns:w="http://schemas.openxmlformats.org/wordprocessingml/2006/main" xmlns:w14="http://schemas.microsoft.com/office/word/2010/wordml" xmlns:w15="http://schemas.microsoft.com/office/word/2012/wordml" xmlns:w16cex="http://schemas.microsoft.com/office/word/2018/wordml/cex" xmlns:w16cid="http://schemas.microsoft.com/office/word/2016/wordml/cid" xmlns:w16="http://schemas.microsoft.com/office/word/2018/wordml" xmlns:w16du="http://schemas.microsoft.com/office/word/2023/wordml/word16du" xmlns:w16sdtdh="http://schemas.microsoft.com/office/word/2020/wordml/sdtdatahash" xmlns:w16sdtfl="http://schemas.microsoft.com/office/word/2024/wordml/sdtformatlock" xmlns:w16se="http://schemas.microsoft.com/office/word/2015/wordml/symex" xmlns:wpg="http://schemas.microsoft.com/office/word/2010/wordprocessingGroup" xmlns:wpi="http://schemas.microsoft.com/office/word/2010/wordprocessingInk" xmlns:wne="http://schemas.microsoft.com/office/word/2006/wordml" xmlns:wps="http://schemas.microsoft.com/office/word/2010/wordprocessingShape" mc:Ignorable="w14 w15 w16se w16cid w16 w16cex w16sdtdh w16sdtfl w16du wp14">
   <w:p>
     <w:pPr>
       <w:pStyle w:val="Footer"/>
@@ -825,7 +736,7 @@
                           <w:pPr>
                             <w:spacing w:after="0"/>
                             <w:rPr>
-                              <w:rFonts w:ascii="Aptos" w:hAnsi="Aptos" w:eastAsia="Aptos" w:cs="Aptos"/>
+                              <w:rFonts w:ascii="Aptos" w:eastAsia="Aptos" w:hAnsi="Aptos" w:cs="Aptos"/>
                               <w:noProof/>
                               <w:color w:val="000000"/>
                               <w:sz w:val="20"/>
@@ -834,7 +745,7 @@
                           </w:pPr>
                           <w:r>
                             <w:rPr>
-                              <w:rFonts w:ascii="Aptos" w:hAnsi="Aptos" w:eastAsia="Aptos" w:cs="Aptos"/>
+                              <w:rFonts w:ascii="Aptos" w:eastAsia="Aptos" w:hAnsi="Aptos" w:cs="Aptos"/>
                               <w:noProof/>
                               <w:color w:val="000000"/>
                               <w:sz w:val="20"/>
@@ -857,7 +768,7 @@
             </wp:anchor>
           </w:drawing>
         </mc:Choice>
-        <mc:Fallback>
+        <mc:Fallback xmlns:aclsh="http://schemas.microsoft.com/office/drawing/2020/classificationShape" xmlns:a="http://schemas.openxmlformats.org/drawingml/2006/main" xmlns="">
           <w:pict>
             <v:shapetype id="_x0000_t202" coordsize="21600,21600" o:spt="202" path="m,l,21600r21600,l21600,xe" w14:anchorId="272C6BD9">
               <v:stroke joinstyle="miter"/>
@@ -902,7 +813,7 @@
 </file>
 
 <file path=word/footer2.xml><?xml version="1.0" encoding="utf-8"?>
-<w:ftr xmlns:wpc="http://schemas.microsoft.com/office/word/2010/wordprocessingCanvas" xmlns:cx="http://schemas.microsoft.com/office/drawing/2014/chartex" xmlns:cx1="http://schemas.microsoft.com/office/drawing/2015/9/8/chartex" xmlns:cx2="http://schemas.microsoft.com/office/drawing/2015/10/21/chartex" xmlns:cx3="http://schemas.microsoft.com/office/drawing/2016/5/9/chartex" xmlns:cx4="http://schemas.microsoft.com/office/drawing/2016/5/10/chartex" xmlns:cx5="http://schemas.microsoft.com/office/drawing/2016/5/11/chartex" xmlns:cx6="http://schemas.microsoft.com/office/drawing/2016/5/12/chartex" xmlns:cx7="http://schemas.microsoft.com/office/drawing/2016/5/13/chartex" xmlns:cx8="http://schemas.microsoft.com/office/drawing/2016/5/14/chartex" xmlns:mc="http://schemas.openxmlformats.org/markup-compatibility/2006" xmlns:aink="http://schemas.microsoft.com/office/drawing/2016/ink" xmlns:am3d="http://schemas.microsoft.com/office/drawing/2017/model3d" xmlns:o="urn:schemas-microsoft-com:office:office" xmlns:oel="http://schemas.microsoft.com/office/2019/extlst" xmlns:r="http://schemas.openxmlformats.org/officeDocument/2006/relationships" xmlns:m="http://schemas.openxmlformats.org/officeDocument/2006/math" xmlns:v="urn:schemas-microsoft-com:vml" xmlns:wp14="http://schemas.microsoft.com/office/word/2010/wordprocessingDrawing" xmlns:wp="http://schemas.openxmlformats.org/drawingml/2006/wordprocessingDrawing" xmlns:w10="urn:schemas-microsoft-com:office:word" xmlns:w="http://schemas.openxmlformats.org/wordprocessingml/2006/main" xmlns:w14="http://schemas.microsoft.com/office/word/2010/wordml" xmlns:w15="http://schemas.microsoft.com/office/word/2012/wordml" xmlns:w16cex="http://schemas.microsoft.com/office/word/2018/wordml/cex" xmlns:w16cid="http://schemas.microsoft.com/office/word/2016/wordml/cid" xmlns:w16="http://schemas.microsoft.com/office/word/2018/wordml" xmlns:w16du="http://schemas.microsoft.com/office/word/2023/wordml/word16du" xmlns:w16sdtdh="http://schemas.microsoft.com/office/word/2020/wordml/sdtdatahash" xmlns:w16sdtfl="http://schemas.microsoft.com/office/word/2024/wordml/sdtformatlock" xmlns:w16se="http://schemas.microsoft.com/office/word/2015/wordml/symex" xmlns:wpg="http://schemas.microsoft.com/office/word/2010/wordprocessingGroup" xmlns:wpi="http://schemas.microsoft.com/office/word/2010/wordprocessingInk" xmlns:wne="http://schemas.microsoft.com/office/word/2006/wordml" xmlns:wps="http://schemas.microsoft.com/office/word/2010/wordprocessingShape" xmlns:a="http://schemas.openxmlformats.org/drawingml/2006/main" xmlns:aclsh="http://schemas.microsoft.com/office/drawing/2020/classificationShape" mc:Ignorable="w14 w15 w16se w16cid w16 w16cex w16sdtdh w16sdtfl w16du wp14">
+<w:ftr xmlns:wpc="http://schemas.microsoft.com/office/word/2010/wordprocessingCanvas" xmlns:cx="http://schemas.microsoft.com/office/drawing/2014/chartex" xmlns:cx1="http://schemas.microsoft.com/office/drawing/2015/9/8/chartex" xmlns:cx2="http://schemas.microsoft.com/office/drawing/2015/10/21/chartex" xmlns:cx3="http://schemas.microsoft.com/office/drawing/2016/5/9/chartex" xmlns:cx4="http://schemas.microsoft.com/office/drawing/2016/5/10/chartex" xmlns:cx5="http://schemas.microsoft.com/office/drawing/2016/5/11/chartex" xmlns:cx6="http://schemas.microsoft.com/office/drawing/2016/5/12/chartex" xmlns:cx7="http://schemas.microsoft.com/office/drawing/2016/5/13/chartex" xmlns:cx8="http://schemas.microsoft.com/office/drawing/2016/5/14/chartex" xmlns:mc="http://schemas.openxmlformats.org/markup-compatibility/2006" xmlns:aink="http://schemas.microsoft.com/office/drawing/2016/ink" xmlns:am3d="http://schemas.microsoft.com/office/drawing/2017/model3d" xmlns:o="urn:schemas-microsoft-com:office:office" xmlns:oel="http://schemas.microsoft.com/office/2019/extlst" xmlns:r="http://schemas.openxmlformats.org/officeDocument/2006/relationships" xmlns:m="http://schemas.openxmlformats.org/officeDocument/2006/math" xmlns:v="urn:schemas-microsoft-com:vml" xmlns:wp14="http://schemas.microsoft.com/office/word/2010/wordprocessingDrawing" xmlns:wp="http://schemas.openxmlformats.org/drawingml/2006/wordprocessingDrawing" xmlns:w10="urn:schemas-microsoft-com:office:word" xmlns:w="http://schemas.openxmlformats.org/wordprocessingml/2006/main" xmlns:w14="http://schemas.microsoft.com/office/word/2010/wordml" xmlns:w15="http://schemas.microsoft.com/office/word/2012/wordml" xmlns:w16cex="http://schemas.microsoft.com/office/word/2018/wordml/cex" xmlns:w16cid="http://schemas.microsoft.com/office/word/2016/wordml/cid" xmlns:w16="http://schemas.microsoft.com/office/word/2018/wordml" xmlns:w16du="http://schemas.microsoft.com/office/word/2023/wordml/word16du" xmlns:w16sdtdh="http://schemas.microsoft.com/office/word/2020/wordml/sdtdatahash" xmlns:w16sdtfl="http://schemas.microsoft.com/office/word/2024/wordml/sdtformatlock" xmlns:w16se="http://schemas.microsoft.com/office/word/2015/wordml/symex" xmlns:wpg="http://schemas.microsoft.com/office/word/2010/wordprocessingGroup" xmlns:wpi="http://schemas.microsoft.com/office/word/2010/wordprocessingInk" xmlns:wne="http://schemas.microsoft.com/office/word/2006/wordml" xmlns:wps="http://schemas.microsoft.com/office/word/2010/wordprocessingShape" mc:Ignorable="w14 w15 w16se w16cid w16 w16cex w16sdtdh w16sdtfl w16du wp14">
   <w:p>
     <w:pPr>
       <w:pStyle w:val="Footer"/>
@@ -956,7 +867,7 @@
                           <w:pPr>
                             <w:spacing w:after="0"/>
                             <w:rPr>
-                              <w:rFonts w:ascii="Aptos" w:hAnsi="Aptos" w:eastAsia="Aptos" w:cs="Aptos"/>
+                              <w:rFonts w:ascii="Aptos" w:eastAsia="Aptos" w:hAnsi="Aptos" w:cs="Aptos"/>
                               <w:noProof/>
                               <w:color w:val="000000"/>
                               <w:sz w:val="20"/>
@@ -965,7 +876,7 @@
                           </w:pPr>
                           <w:r>
                             <w:rPr>
-                              <w:rFonts w:ascii="Aptos" w:hAnsi="Aptos" w:eastAsia="Aptos" w:cs="Aptos"/>
+                              <w:rFonts w:ascii="Aptos" w:eastAsia="Aptos" w:hAnsi="Aptos" w:cs="Aptos"/>
                               <w:noProof/>
                               <w:color w:val="000000"/>
                               <w:sz w:val="20"/>
@@ -988,7 +899,7 @@
             </wp:anchor>
           </w:drawing>
         </mc:Choice>
-        <mc:Fallback>
+        <mc:Fallback xmlns:aclsh="http://schemas.microsoft.com/office/drawing/2020/classificationShape" xmlns:a="http://schemas.openxmlformats.org/drawingml/2006/main" xmlns="">
           <w:pict>
             <v:shapetype id="_x0000_t202" coordsize="21600,21600" o:spt="202" path="m,l,21600r21600,l21600,xe" w14:anchorId="1D2094A7">
               <v:stroke joinstyle="miter"/>
@@ -1033,7 +944,7 @@
 </file>
 
 <file path=word/footer3.xml><?xml version="1.0" encoding="utf-8"?>
-<w:ftr xmlns:wpc="http://schemas.microsoft.com/office/word/2010/wordprocessingCanvas" xmlns:cx="http://schemas.microsoft.com/office/drawing/2014/chartex" xmlns:cx1="http://schemas.microsoft.com/office/drawing/2015/9/8/chartex" xmlns:cx2="http://schemas.microsoft.com/office/drawing/2015/10/21/chartex" xmlns:cx3="http://schemas.microsoft.com/office/drawing/2016/5/9/chartex" xmlns:cx4="http://schemas.microsoft.com/office/drawing/2016/5/10/chartex" xmlns:cx5="http://schemas.microsoft.com/office/drawing/2016/5/11/chartex" xmlns:cx6="http://schemas.microsoft.com/office/drawing/2016/5/12/chartex" xmlns:cx7="http://schemas.microsoft.com/office/drawing/2016/5/13/chartex" xmlns:cx8="http://schemas.microsoft.com/office/drawing/2016/5/14/chartex" xmlns:mc="http://schemas.openxmlformats.org/markup-compatibility/2006" xmlns:aink="http://schemas.microsoft.com/office/drawing/2016/ink" xmlns:am3d="http://schemas.microsoft.com/office/drawing/2017/model3d" xmlns:o="urn:schemas-microsoft-com:office:office" xmlns:oel="http://schemas.microsoft.com/office/2019/extlst" xmlns:r="http://schemas.openxmlformats.org/officeDocument/2006/relationships" xmlns:m="http://schemas.openxmlformats.org/officeDocument/2006/math" xmlns:v="urn:schemas-microsoft-com:vml" xmlns:wp14="http://schemas.microsoft.com/office/word/2010/wordprocessingDrawing" xmlns:wp="http://schemas.openxmlformats.org/drawingml/2006/wordprocessingDrawing" xmlns:w10="urn:schemas-microsoft-com:office:word" xmlns:w="http://schemas.openxmlformats.org/wordprocessingml/2006/main" xmlns:w14="http://schemas.microsoft.com/office/word/2010/wordml" xmlns:w15="http://schemas.microsoft.com/office/word/2012/wordml" xmlns:w16cex="http://schemas.microsoft.com/office/word/2018/wordml/cex" xmlns:w16cid="http://schemas.microsoft.com/office/word/2016/wordml/cid" xmlns:w16="http://schemas.microsoft.com/office/word/2018/wordml" xmlns:w16du="http://schemas.microsoft.com/office/word/2023/wordml/word16du" xmlns:w16sdtdh="http://schemas.microsoft.com/office/word/2020/wordml/sdtdatahash" xmlns:w16sdtfl="http://schemas.microsoft.com/office/word/2024/wordml/sdtformatlock" xmlns:w16se="http://schemas.microsoft.com/office/word/2015/wordml/symex" xmlns:wpg="http://schemas.microsoft.com/office/word/2010/wordprocessingGroup" xmlns:wpi="http://schemas.microsoft.com/office/word/2010/wordprocessingInk" xmlns:wne="http://schemas.microsoft.com/office/word/2006/wordml" xmlns:wps="http://schemas.microsoft.com/office/word/2010/wordprocessingShape" xmlns:a="http://schemas.openxmlformats.org/drawingml/2006/main" xmlns:aclsh="http://schemas.microsoft.com/office/drawing/2020/classificationShape" mc:Ignorable="w14 w15 w16se w16cid w16 w16cex w16sdtdh w16sdtfl w16du wp14">
+<w:ftr xmlns:wpc="http://schemas.microsoft.com/office/word/2010/wordprocessingCanvas" xmlns:cx="http://schemas.microsoft.com/office/drawing/2014/chartex" xmlns:cx1="http://schemas.microsoft.com/office/drawing/2015/9/8/chartex" xmlns:cx2="http://schemas.microsoft.com/office/drawing/2015/10/21/chartex" xmlns:cx3="http://schemas.microsoft.com/office/drawing/2016/5/9/chartex" xmlns:cx4="http://schemas.microsoft.com/office/drawing/2016/5/10/chartex" xmlns:cx5="http://schemas.microsoft.com/office/drawing/2016/5/11/chartex" xmlns:cx6="http://schemas.microsoft.com/office/drawing/2016/5/12/chartex" xmlns:cx7="http://schemas.microsoft.com/office/drawing/2016/5/13/chartex" xmlns:cx8="http://schemas.microsoft.com/office/drawing/2016/5/14/chartex" xmlns:mc="http://schemas.openxmlformats.org/markup-compatibility/2006" xmlns:aink="http://schemas.microsoft.com/office/drawing/2016/ink" xmlns:am3d="http://schemas.microsoft.com/office/drawing/2017/model3d" xmlns:o="urn:schemas-microsoft-com:office:office" xmlns:oel="http://schemas.microsoft.com/office/2019/extlst" xmlns:r="http://schemas.openxmlformats.org/officeDocument/2006/relationships" xmlns:m="http://schemas.openxmlformats.org/officeDocument/2006/math" xmlns:v="urn:schemas-microsoft-com:vml" xmlns:wp14="http://schemas.microsoft.com/office/word/2010/wordprocessingDrawing" xmlns:wp="http://schemas.openxmlformats.org/drawingml/2006/wordprocessingDrawing" xmlns:w10="urn:schemas-microsoft-com:office:word" xmlns:w="http://schemas.openxmlformats.org/wordprocessingml/2006/main" xmlns:w14="http://schemas.microsoft.com/office/word/2010/wordml" xmlns:w15="http://schemas.microsoft.com/office/word/2012/wordml" xmlns:w16cex="http://schemas.microsoft.com/office/word/2018/wordml/cex" xmlns:w16cid="http://schemas.microsoft.com/office/word/2016/wordml/cid" xmlns:w16="http://schemas.microsoft.com/office/word/2018/wordml" xmlns:w16du="http://schemas.microsoft.com/office/word/2023/wordml/word16du" xmlns:w16sdtdh="http://schemas.microsoft.com/office/word/2020/wordml/sdtdatahash" xmlns:w16sdtfl="http://schemas.microsoft.com/office/word/2024/wordml/sdtformatlock" xmlns:w16se="http://schemas.microsoft.com/office/word/2015/wordml/symex" xmlns:wpg="http://schemas.microsoft.com/office/word/2010/wordprocessingGroup" xmlns:wpi="http://schemas.microsoft.com/office/word/2010/wordprocessingInk" xmlns:wne="http://schemas.microsoft.com/office/word/2006/wordml" xmlns:wps="http://schemas.microsoft.com/office/word/2010/wordprocessingShape" mc:Ignorable="w14 w15 w16se w16cid w16 w16cex w16sdtdh w16sdtfl w16du wp14">
   <w:p>
     <w:pPr>
       <w:pStyle w:val="Footer"/>
@@ -1087,7 +998,7 @@
                           <w:pPr>
                             <w:spacing w:after="0"/>
                             <w:rPr>
-                              <w:rFonts w:ascii="Aptos" w:hAnsi="Aptos" w:eastAsia="Aptos" w:cs="Aptos"/>
+                              <w:rFonts w:ascii="Aptos" w:eastAsia="Aptos" w:hAnsi="Aptos" w:cs="Aptos"/>
                               <w:noProof/>
                               <w:color w:val="000000"/>
                               <w:sz w:val="20"/>
@@ -1096,7 +1007,7 @@
                           </w:pPr>
                           <w:r>
                             <w:rPr>
-                              <w:rFonts w:ascii="Aptos" w:hAnsi="Aptos" w:eastAsia="Aptos" w:cs="Aptos"/>
+                              <w:rFonts w:ascii="Aptos" w:eastAsia="Aptos" w:hAnsi="Aptos" w:cs="Aptos"/>
                               <w:noProof/>
                               <w:color w:val="000000"/>
                               <w:sz w:val="20"/>
@@ -1119,7 +1030,7 @@
             </wp:anchor>
           </w:drawing>
         </mc:Choice>
-        <mc:Fallback>
+        <mc:Fallback xmlns:aclsh="http://schemas.microsoft.com/office/drawing/2020/classificationShape" xmlns:a="http://schemas.openxmlformats.org/drawingml/2006/main" xmlns="">
           <w:pict>
             <v:shapetype id="_x0000_t202" coordsize="21600,21600" o:spt="202" path="m,l,21600r21600,l21600,xe" w14:anchorId="0AE8F518">
               <v:stroke joinstyle="miter"/>
@@ -1189,16 +1100,17 @@
 </file>
 
 <file path=word/intelligence2.xml><?xml version="1.0" encoding="utf-8"?>
-<int2:intelligence xmlns:int2="http://schemas.microsoft.com/office/intelligence/2020/intelligence">
+<int2:intelligence xmlns:int2="http://schemas.microsoft.com/office/intelligence/2020/intelligence" xmlns:oel="http://schemas.microsoft.com/office/2019/extlst">
   <int2:observations>
     <int2:bookmark int2:bookmarkName="_Int_IL66MvAq" int2:invalidationBookmarkName="" int2:hashCode="v5gj/CRebZ3IQE" int2:id="wWAwWZsz">
-      <int2:state int2:type="gram" int2:value="Rejected"/>
+      <int2:state int2:value="Rejected" int2:type="gram"/>
     </int2:bookmark>
     <int2:bookmark int2:bookmarkName="_Int_pCRIuvVb" int2:invalidationBookmarkName="" int2:hashCode="FU/Wtkrj1mRATZ" int2:id="57zuqgxi">
-      <int2:state int2:type="gram" int2:value="Rejected"/>
+      <int2:state int2:value="Rejected" int2:type="gram"/>
     </int2:bookmark>
   </int2:observations>
   <int2:intelligenceSettings/>
+  <int2:onDemandWorkflows/>
 </int2:intelligence>
 </file>
 
@@ -1217,7 +1129,7 @@
         <w:ind w:left="720" w:hanging="360"/>
       </w:pPr>
       <w:rPr>
-        <w:rFonts w:hint="default" w:ascii="Arial,Times New Roman" w:hAnsi="Arial,Times New Roman"/>
+        <w:rFonts w:ascii="Arial,Times New Roman" w:hAnsi="Arial,Times New Roman" w:hint="default"/>
       </w:rPr>
     </w:lvl>
     <w:lvl w:ilvl="1">
@@ -1299,16 +1211,12 @@
 </w:numbering>
 </file>
 
-<file path=word/people.xml><?xml version="1.0" encoding="utf-8"?>
-<w15:people xmlns:mc="http://schemas.openxmlformats.org/markup-compatibility/2006" xmlns:w15="http://schemas.microsoft.com/office/word/2012/wordml" mc:Ignorable="w15"/>
-</file>
-
 <file path=word/styles.xml><?xml version="1.0" encoding="utf-8"?>
 <w:styles xmlns:mc="http://schemas.openxmlformats.org/markup-compatibility/2006" xmlns:r="http://schemas.openxmlformats.org/officeDocument/2006/relationships" xmlns:w="http://schemas.openxmlformats.org/wordprocessingml/2006/main" xmlns:w14="http://schemas.microsoft.com/office/word/2010/wordml" xmlns:w15="http://schemas.microsoft.com/office/word/2012/wordml" xmlns:w16cex="http://schemas.microsoft.com/office/word/2018/wordml/cex" xmlns:w16cid="http://schemas.microsoft.com/office/word/2016/wordml/cid" xmlns:w16="http://schemas.microsoft.com/office/word/2018/wordml" xmlns:w16du="http://schemas.microsoft.com/office/word/2023/wordml/word16du" xmlns:w16sdtdh="http://schemas.microsoft.com/office/word/2020/wordml/sdtdatahash" xmlns:w16sdtfl="http://schemas.microsoft.com/office/word/2024/wordml/sdtformatlock" xmlns:w16se="http://schemas.microsoft.com/office/word/2015/wordml/symex" mc:Ignorable="w14 w15 w16se w16cid w16 w16cex w16sdtdh w16sdtfl w16du">
   <w:docDefaults>
     <w:rPrDefault>
       <w:rPr>
-        <w:rFonts w:asciiTheme="minorHAnsi" w:hAnsiTheme="minorHAnsi" w:eastAsiaTheme="minorEastAsia" w:cstheme="minorBidi"/>
+        <w:rFonts w:asciiTheme="minorHAnsi" w:eastAsiaTheme="minorEastAsia" w:hAnsiTheme="minorHAnsi" w:cstheme="minorBidi"/>
         <w:sz w:val="24"/>
         <w:szCs w:val="24"/>
         <w:lang w:val="en-GB" w:eastAsia="ja-JP" w:bidi="ar-SA"/>
@@ -1323,14 +1231,14 @@
   <w:latentStyles w:defLockedState="0" w:defUIPriority="99" w:defSemiHidden="0" w:defUnhideWhenUsed="0" w:defQFormat="0" w:count="376">
     <w:lsdException w:name="Normal" w:uiPriority="0" w:qFormat="1"/>
     <w:lsdException w:name="heading 1" w:uiPriority="9" w:qFormat="1"/>
-    <w:lsdException w:name="heading 2" w:uiPriority="9" w:semiHidden="1" w:unhideWhenUsed="1" w:qFormat="1"/>
-    <w:lsdException w:name="heading 3" w:uiPriority="9" w:semiHidden="1" w:unhideWhenUsed="1" w:qFormat="1"/>
-    <w:lsdException w:name="heading 4" w:uiPriority="9" w:semiHidden="1" w:unhideWhenUsed="1" w:qFormat="1"/>
-    <w:lsdException w:name="heading 5" w:uiPriority="9" w:semiHidden="1" w:unhideWhenUsed="1" w:qFormat="1"/>
-    <w:lsdException w:name="heading 6" w:uiPriority="9" w:semiHidden="1" w:unhideWhenUsed="1" w:qFormat="1"/>
-    <w:lsdException w:name="heading 7" w:uiPriority="9" w:semiHidden="1" w:unhideWhenUsed="1" w:qFormat="1"/>
-    <w:lsdException w:name="heading 8" w:uiPriority="9" w:semiHidden="1" w:unhideWhenUsed="1" w:qFormat="1"/>
-    <w:lsdException w:name="heading 9" w:uiPriority="9" w:semiHidden="1" w:unhideWhenUsed="1" w:qFormat="1"/>
+    <w:lsdException w:name="heading 2" w:semiHidden="1" w:uiPriority="9" w:unhideWhenUsed="1" w:qFormat="1"/>
+    <w:lsdException w:name="heading 3" w:semiHidden="1" w:uiPriority="9" w:unhideWhenUsed="1" w:qFormat="1"/>
+    <w:lsdException w:name="heading 4" w:semiHidden="1" w:uiPriority="9" w:unhideWhenUsed="1" w:qFormat="1"/>
+    <w:lsdException w:name="heading 5" w:semiHidden="1" w:uiPriority="9" w:unhideWhenUsed="1" w:qFormat="1"/>
+    <w:lsdException w:name="heading 6" w:semiHidden="1" w:uiPriority="9" w:unhideWhenUsed="1" w:qFormat="1"/>
+    <w:lsdException w:name="heading 7" w:semiHidden="1" w:uiPriority="9" w:unhideWhenUsed="1" w:qFormat="1"/>
+    <w:lsdException w:name="heading 8" w:semiHidden="1" w:uiPriority="9" w:unhideWhenUsed="1" w:qFormat="1"/>
+    <w:lsdException w:name="heading 9" w:semiHidden="1" w:uiPriority="9" w:unhideWhenUsed="1" w:qFormat="1"/>
     <w:lsdException w:name="index 1" w:semiHidden="1" w:unhideWhenUsed="1"/>
     <w:lsdException w:name="index 2" w:semiHidden="1" w:unhideWhenUsed="1"/>
     <w:lsdException w:name="index 3" w:semiHidden="1" w:unhideWhenUsed="1"/>
@@ -1340,22 +1248,22 @@
     <w:lsdException w:name="index 7" w:semiHidden="1" w:unhideWhenUsed="1"/>
     <w:lsdException w:name="index 8" w:semiHidden="1" w:unhideWhenUsed="1"/>
     <w:lsdException w:name="index 9" w:semiHidden="1" w:unhideWhenUsed="1"/>
-    <w:lsdException w:name="toc 1" w:uiPriority="39" w:semiHidden="1" w:unhideWhenUsed="1"/>
-    <w:lsdException w:name="toc 2" w:uiPriority="39" w:semiHidden="1" w:unhideWhenUsed="1"/>
-    <w:lsdException w:name="toc 3" w:uiPriority="39" w:semiHidden="1" w:unhideWhenUsed="1"/>
-    <w:lsdException w:name="toc 4" w:uiPriority="39" w:semiHidden="1" w:unhideWhenUsed="1"/>
-    <w:lsdException w:name="toc 5" w:uiPriority="39" w:semiHidden="1" w:unhideWhenUsed="1"/>
-    <w:lsdException w:name="toc 6" w:uiPriority="39" w:semiHidden="1" w:unhideWhenUsed="1"/>
-    <w:lsdException w:name="toc 7" w:uiPriority="39" w:semiHidden="1" w:unhideWhenUsed="1"/>
-    <w:lsdException w:name="toc 8" w:uiPriority="39" w:semiHidden="1" w:unhideWhenUsed="1"/>
-    <w:lsdException w:name="toc 9" w:uiPriority="39" w:semiHidden="1" w:unhideWhenUsed="1"/>
+    <w:lsdException w:name="toc 1" w:semiHidden="1" w:uiPriority="39" w:unhideWhenUsed="1"/>
+    <w:lsdException w:name="toc 2" w:semiHidden="1" w:uiPriority="39" w:unhideWhenUsed="1"/>
+    <w:lsdException w:name="toc 3" w:semiHidden="1" w:uiPriority="39" w:unhideWhenUsed="1"/>
+    <w:lsdException w:name="toc 4" w:semiHidden="1" w:uiPriority="39" w:unhideWhenUsed="1"/>
+    <w:lsdException w:name="toc 5" w:semiHidden="1" w:uiPriority="39" w:unhideWhenUsed="1"/>
+    <w:lsdException w:name="toc 6" w:semiHidden="1" w:uiPriority="39" w:unhideWhenUsed="1"/>
+    <w:lsdException w:name="toc 7" w:semiHidden="1" w:uiPriority="39" w:unhideWhenUsed="1"/>
+    <w:lsdException w:name="toc 8" w:semiHidden="1" w:uiPriority="39" w:unhideWhenUsed="1"/>
+    <w:lsdException w:name="toc 9" w:semiHidden="1" w:uiPriority="39" w:unhideWhenUsed="1"/>
     <w:lsdException w:name="Normal Indent" w:semiHidden="1" w:unhideWhenUsed="1"/>
     <w:lsdException w:name="footnote text" w:semiHidden="1" w:unhideWhenUsed="1"/>
     <w:lsdException w:name="annotation text" w:semiHidden="1" w:unhideWhenUsed="1"/>
     <w:lsdException w:name="header" w:semiHidden="1" w:unhideWhenUsed="1"/>
     <w:lsdException w:name="footer" w:semiHidden="1" w:unhideWhenUsed="1"/>
     <w:lsdException w:name="index heading" w:semiHidden="1" w:unhideWhenUsed="1"/>
-    <w:lsdException w:name="caption" w:uiPriority="35" w:semiHidden="1" w:unhideWhenUsed="1" w:qFormat="1"/>
+    <w:lsdException w:name="caption" w:semiHidden="1" w:uiPriority="35" w:unhideWhenUsed="1" w:qFormat="1"/>
     <w:lsdException w:name="table of figures" w:semiHidden="1" w:unhideWhenUsed="1"/>
     <w:lsdException w:name="envelope address" w:semiHidden="1" w:unhideWhenUsed="1"/>
     <w:lsdException w:name="envelope return" w:semiHidden="1" w:unhideWhenUsed="1"/>
@@ -1386,7 +1294,7 @@
     <w:lsdException w:name="Title" w:uiPriority="10" w:qFormat="1"/>
     <w:lsdException w:name="Closing" w:semiHidden="1" w:unhideWhenUsed="1"/>
     <w:lsdException w:name="Signature" w:semiHidden="1" w:unhideWhenUsed="1"/>
-    <w:lsdException w:name="Default Paragraph Font" w:uiPriority="1" w:semiHidden="1" w:unhideWhenUsed="1"/>
+    <w:lsdException w:name="Default Paragraph Font" w:semiHidden="1" w:uiPriority="1" w:unhideWhenUsed="1"/>
     <w:lsdException w:name="Body Text" w:semiHidden="1" w:unhideWhenUsed="1"/>
     <w:lsdException w:name="Body Text Indent" w:semiHidden="1" w:unhideWhenUsed="1"/>
     <w:lsdException w:name="List Continue" w:semiHidden="1" w:unhideWhenUsed="1"/>
@@ -1586,8 +1494,8 @@
     <w:lsdException w:name="Subtle Reference" w:uiPriority="31" w:qFormat="1"/>
     <w:lsdException w:name="Intense Reference" w:uiPriority="32" w:qFormat="1"/>
     <w:lsdException w:name="Book Title" w:uiPriority="33" w:qFormat="1"/>
-    <w:lsdException w:name="Bibliography" w:uiPriority="37" w:semiHidden="1" w:unhideWhenUsed="1"/>
-    <w:lsdException w:name="TOC Heading" w:uiPriority="39" w:semiHidden="1" w:unhideWhenUsed="1" w:qFormat="1"/>
+    <w:lsdException w:name="Bibliography" w:semiHidden="1" w:uiPriority="37" w:unhideWhenUsed="1"/>
+    <w:lsdException w:name="TOC Heading" w:semiHidden="1" w:uiPriority="39" w:unhideWhenUsed="1" w:qFormat="1"/>
     <w:lsdException w:name="Plain Table 1" w:uiPriority="41"/>
     <w:lsdException w:name="Plain Table 2" w:uiPriority="42"/>
     <w:lsdException w:name="Plain Table 3" w:uiPriority="43"/>
@@ -1698,17 +1606,17 @@
     <w:lsdException w:name="Unresolved Mention" w:semiHidden="1" w:unhideWhenUsed="1"/>
     <w:lsdException w:name="Smart Link" w:semiHidden="1" w:unhideWhenUsed="1"/>
   </w:latentStyles>
-  <w:style w:type="paragraph" w:styleId="Normal" w:default="1">
+  <w:style w:type="paragraph" w:default="1" w:styleId="Normal">
     <w:name w:val="Normal"/>
     <w:qFormat/>
   </w:style>
-  <w:style w:type="character" w:styleId="DefaultParagraphFont" w:default="1">
+  <w:style w:type="character" w:default="1" w:styleId="DefaultParagraphFont">
     <w:name w:val="Default Paragraph Font"/>
     <w:uiPriority w:val="1"/>
     <w:semiHidden/>
     <w:unhideWhenUsed/>
   </w:style>
-  <w:style w:type="table" w:styleId="TableNormal" w:default="1">
+  <w:style w:type="table" w:default="1" w:styleId="TableNormal">
     <w:name w:val="Normal Table"/>
     <w:uiPriority w:val="99"/>
     <w:semiHidden/>
@@ -1723,7 +1631,7 @@
       </w:tblCellMar>
     </w:tblPr>
   </w:style>
-  <w:style w:type="numbering" w:styleId="NoList" w:default="1">
+  <w:style w:type="numbering" w:default="1" w:styleId="NoList">
     <w:name w:val="No List"/>
     <w:uiPriority w:val="99"/>
     <w:semiHidden/>
@@ -1766,7 +1674,7 @@
       <w:spacing w:after="0" w:line="240" w:lineRule="auto"/>
     </w:pPr>
   </w:style>
-  <w:style w:type="character" w:styleId="FooterChar" w:customStyle="1">
+  <w:style w:type="character" w:customStyle="1" w:styleId="FooterChar">
     <w:name w:val="Footer Char"/>
     <w:basedOn w:val="DefaultParagraphFont"/>
     <w:link w:val="Footer"/>
@@ -1787,7 +1695,7 @@
 </file>
 
 <file path=word/theme/theme1.xml><?xml version="1.0" encoding="utf-8"?>
-<a:theme xmlns:a="http://schemas.openxmlformats.org/drawingml/2006/main" xmlns:thm15="http://schemas.microsoft.com/office/thememl/2012/main" name="Office Theme">
+<a:theme xmlns:a="http://schemas.openxmlformats.org/drawingml/2006/main" name="Office Theme">
   <a:themeElements>
     <a:clrScheme name="Office">
       <a:dk1>
